--- a/Lr2/Mineev_S_V_25ivt42/LAB2_Mineev_S_V_25ivt42.docx
+++ b/Lr2/Mineev_S_V_25ivt42/LAB2_Mineev_S_V_25ivt42.docx
@@ -1359,16 +1359,22 @@
     <w:p>
       <w:pPr>
         <w:keepNext/>
-      </w:pPr>
-      <w:r>
-        <w:rPr>
+        <w:rPr>
+          <w:b/>
+          <w:bCs/>
+        </w:rPr>
+      </w:pPr>
+      <w:r>
+        <w:rPr>
+          <w:b/>
+          <w:bCs/>
           <w:noProof/>
         </w:rPr>
         <w:drawing>
-          <wp:inline distT="0" distB="0" distL="0" distR="0" wp14:anchorId="1F8A168F" wp14:editId="3B1C1D72">
-            <wp:extent cx="5075159" cy="8606164"/>
-            <wp:effectExtent l="0" t="0" r="0" b="4445"/>
-            <wp:docPr id="1202036874" name="Рисунок 2"/>
+          <wp:inline distT="0" distB="0" distL="0" distR="0" wp14:anchorId="291DEF12" wp14:editId="5AC3666D">
+            <wp:extent cx="4924425" cy="8550498"/>
+            <wp:effectExtent l="0" t="0" r="0" b="3175"/>
+            <wp:docPr id="1145525232" name="Рисунок 2"/>
             <wp:cNvGraphicFramePr>
               <a:graphicFrameLocks xmlns:a="http://schemas.openxmlformats.org/drawingml/2006/main" noChangeAspect="1"/>
             </wp:cNvGraphicFramePr>
@@ -1397,7 +1403,7 @@
                   <pic:spPr bwMode="auto">
                     <a:xfrm>
                       <a:off x="0" y="0"/>
-                      <a:ext cx="5089654" cy="8630743"/>
+                      <a:ext cx="4933232" cy="8565789"/>
                     </a:xfrm>
                     <a:prstGeom prst="rect">
                       <a:avLst/>
